--- a/docs/Advice.docx
+++ b/docs/Advice.docx
@@ -101,7 +101,7 @@
         <w:spacing w:after="120" w:line="264"/>
       </w:pPr>
       <w:r>
-        <w:t xml:space="preserve">I recommend building SecureNotes with React and TypeScript on the frontend, Node.js with Express and TypeScript on the backend, and PostgreSQL as the database, all run with Docker on Ubuntu Linux. Version 1, the intentionally weak version, runs in the Fontys ICT Netlab. Version 2, the hardened version, runs on my Ubuntu VPS behind Nginx with HTTPS and a UFW firewall. This fits my choice of a lighter backend stack and leaves the main learning effort for cybersecurity and networking. The project should deliver a complete build, attack, fix and retest cycle before any optional features are added. This advice uses the scope and requirements defined in Locksmith Lab Analysis and provides the proposed solution and global LO2 planning. It answers the question: what technical approach should be used for SecureNotes, and why is it suitable for the Security Playground challenge?</w:t>
+        <w:t xml:space="preserve">I recommend building SecureNotes with React and TypeScript on the frontend, Node.js with Express and TypeScript on the backend, and PostgreSQL as the database, all run with Docker on Ubuntu Linux. Version 1 (Unsecured), the intentionally weak version, runs in the Fontys ICT Netlab. Version 2 (Secured), the hardened version, runs on my Ubuntu VPS behind Nginx with HTTPS and a UFW firewall. This fits my choice of a lighter backend stack and leaves the main learning effort for cybersecurity and networking. The project should deliver a complete build, attack, fix and retest cycle before any optional features are added. This advice uses the scope and requirements defined in Locksmith Lab Analysis and provides the proposed solution and global LO2 planning. It answers the question: what technical approach should be used for SecureNotes, and why is it suitable for the Security Playground challenge?</w:t>
       </w:r>
     </w:p>
     <w:p>
@@ -975,7 +975,23 @@
         <w:spacing w:after="120" w:line="264"/>
       </w:pPr>
       <w:r>
-        <w:t xml:space="preserve">Use React and TypeScript for the frontend, calling a REST API built with Express and TypeScript. Separate responsibilities in the backend: an AuthController, AuthService and UserRepository for accounts, and a NoteController, NoteService and NoteRepository for notes. An AuthMiddleware protects all note routes, while register and login remain public. The database has two tables, User and Note, related one to many, and the same schema is used by both versions. Only the security behaviour differs: for example, Version 1 may store passwords insecurely for demonstration and Version 2 stores a hash. The Design activity should refine this structure and show how the components interact, rather than repeating the technology comparison.</w:t>
+        <w:t xml:space="preserve">Use React and TypeScript for the frontend, calling a REST API built with Express and TypeScript. Separate responsibilities in the backend into routes, controllers, services and repositories, as implemented in both versions: an authController, authService and userRepository for accounts, and a noteController, noteService and noteRepository for notes, written as TypeScript modules of functions rather than classes. An authenticate middleware (AuthMiddleware) protects all note routes, while register and login remain public. Login uses server-side sessions identified by a cookie (express-session). The database has two application tables, users and notes, related one to many, with the same columns in both versions. Version 2 adds constraints, valid timestamp defaults and a table for sessions stored in PostgreSQL, while Version 1 keeps sessions in memory. Only the security behaviour differs: for example, Version 1 stores passwords in plain text for demonstration and Version 2 stores an Argon2id hash. The Design document refines this structure and shows how the components interact, rather than repeating the technology comparison.</w:t>
+      </w:r>
+    </w:p>
+    <w:p>
+      <w:pPr>
+        <w:spacing w:after="120" w:line="264"/>
+      </w:pPr>
+      <w:r>
+        <w:t xml:space="preserve">The API follows REST conventions in both versions, so that the only differences between them are the security behaviours being tested. Notes are a resource: /api/notes is the collection and /api/notes/:id is one note, with GET to read, POST to create, PUT to update and DELETE to remove, and JSON in both directions. Status codes carry the result: 201 for created, 400 for invalid input, 401 when the user is not authenticated, 404 when a note is missing, 409 for a duplicate username and 429 when the login limit is exceeded. Version 2 deliberately returns the same 404 for a note that exists but belongs to another user, so the API does not reveal which note IDs exist. The register, login and logout endpoints (POST /api/auth/...) are action-style routes because they do not map to a stored resource, and /api/health, /api/csrf-token and /api/test-auth are utility endpoints rather than resources. One deliberate deviation is that sessions are kept on the server and identified by a cookie, so the API is not strictly stateless. This is a trade-off, because session handling and cookie flags are among the planned tests. The API table in the Design document should be kept in step with these rules, and the /api/test-auth debug endpoint should be removed from Version 2 before deployment.</w:t>
+      </w:r>
+    </w:p>
+    <w:p>
+      <w:pPr>
+        <w:spacing w:after="120" w:line="264"/>
+      </w:pPr>
+      <w:r>
+        <w:t xml:space="preserve">The backend deliberately does not use domain classes, meaning entity classes that carry their own data and behaviour as in domain-driven design. SecureNotes has only two entities, users and notes, and its business rules are limited to authentication and note ownership. Domain classes would add structure without adding behaviour, because the same logic would only move out of the services. Instead, the services and repositories are plain functions, database rows travel through the layers as plain objects, and the rules sit in the services and in the SQL conditions. This keeps the code short and makes it easy to see exactly where each weakness is introduced and fixed, for example the id and user_id condition that Version 2 adds to every read, update and delete in noteRepository. It also keeps both versions structurally identical, so a comparison shows only the security changes. Domain classes would become worthwhile only if the scope grew with features such as roles or note sharing, which are outside the baseline.</w:t>
       </w:r>
     </w:p>
     <w:p>
@@ -991,7 +1007,7 @@
         <w:spacing w:after="120" w:line="264"/>
       </w:pPr>
       <w:r>
-        <w:t xml:space="preserve">Run Version 1 in an Ubuntu virtual machine in the Fontys ICT Netlab with Docker, over plain HTTP and with a deliberately weak configuration. Netlab access is through the Fontys VPN and the VMware vCenter portal, using a Fontys account and the Netlab account supplied by the teacher [11]. Run Version 2 on the Ubuntu VPS with Docker Compose, Nginx with TLS, and UFW allowing only ports 22, 80 and 443. The Express port (3000) and PostgreSQL port (5432) must not be public, and PostgreSQL stays on the internal Docker network. The intentionally vulnerable version must never be left open to the public internet. If Netlab access or its rules prevent a planned test, a local virtual machine or an isolated Docker network is the fallback.</w:t>
+        <w:t xml:space="preserve">Run Version 1 in an Ubuntu virtual machine in the Fontys ICT Netlab with Docker, over plain HTTP and with a deliberately weak configuration. Netlab access is through the Fontys VPN and the VMware vCenter portal, using a Fontys account and the Netlab account supplied by the teacher [11]. Run Version 2 on the Ubuntu VPS with Docker Compose, Nginx with TLS, and UFW allowing only ports 22, 80 and 443. The API ports (3000 in Version 1 and 3001 in Version 2) and PostgreSQL (5432) must not be public, and PostgreSQL stays on the internal Docker network in Version 2. Version 1 publishes PostgreSQL on port 5432 with a weak password, which is another reason it must stay isolated. The intentionally vulnerable version must never be left open to the public internet. If Netlab access or its rules prevent a planned test, a local virtual machine or an isolated Docker network is the fallback.</w:t>
       </w:r>
     </w:p>
     <w:p>
@@ -1015,7 +1031,15 @@
         <w:spacing w:after="120" w:line="264"/>
       </w:pPr>
       <w:r>
-        <w:t xml:space="preserve">The fixes for Version 2 are proposed and must be tested, not assumed to work: Argon2 or bcrypt hashing, parameterized queries, validation and output encoding, a Content-Security-Policy, ownership checks on every note query, HTTPS with Nginx, UFW rules, no public database port, rate limiting on login, security logging, secure cookies, and generic error messages for clients [2, 10]. Express does not include schema validation, so validation must be added and tested explicitly.</w:t>
+        <w:t xml:space="preserve">The fixes for Version 2 are implemented in the repository but must still be tested with the shared test cases, not assumed to work: Argon2id hashing, parameterized queries, server-side validation and safe output rendering, security headers with Helmet including a Content-Security-Policy, ownership checks on every note query, a CSRF token on state-changing requests, a single allowed CORS origin, a new session ID at login, HTTPS with Nginx, UFW rules, no public database port, rate limiting on login, security logging, secure cookies, and generic error messages for clients [2, 10]. Express does not include schema validation, so Version 2 uses explicit checks in the controllers for types, lengths, allowed fields and positive integer IDs, and these must be tested deliberately. Security logging of failed logins and denied access is still to do, because the code currently logs only server errors.</w:t>
+      </w:r>
+    </w:p>
+    <w:p>
+      <w:pPr>
+        <w:spacing w:after="120" w:line="264"/>
+      </w:pPr>
+      <w:r>
+        <w:t xml:space="preserve">CSRF protection was not in the weakness list of Locksmith Lab Analysis, so it is an added finding and needs its own test case. Cross-site scripting needs a decision: React escapes note text by default and neither frontend currently inserts HTML, so a stored XSS test only works if Version 1 deliberately renders note content as HTML. Otherwise the result should be documented as not exploitable, with the reason.</w:t>
       </w:r>
     </w:p>
     <w:p>
@@ -1032,6 +1056,14 @@
       </w:pPr>
       <w:r>
         <w:t xml:space="preserve">Implement all Must haves first: the working SecureNotes application, an isolated Version 1, the planned tests with evidence, the fixes in Version 2, the retest and the VPS deployment. Then add the Should haves that strengthen Version 2, starting with rate limiting (S01) and security logging (S02). Security headers (S03), cookie settings (S04) and SSH hardening (S05) follow if the core passes validation. Fail2ban and automated test scripts are Could haves and can be omitted. Note sharing, file uploads, multiple user roles and multi-factor authentication remain outside the baseline.</w:t>
+      </w:r>
+    </w:p>
+    <w:p>
+      <w:pPr>
+        <w:spacing w:after="120" w:line="264"/>
+      </w:pPr>
+      <w:r>
+        <w:t xml:space="preserve">At the time of writing, rate limiting (S01), security headers (S03) and cookie settings (S04) exist in the Version 2 code and still need to be verified with the test cases, while security logging (S02), SSH hardening (S05) and the Nginx and VPS deployment remain to be done.</w:t>
       </w:r>
     </w:p>
     <w:p>
@@ -2178,7 +2210,7 @@
         <w:spacing w:after="120" w:line="264"/>
       </w:pPr>
       <w:r>
-        <w:t xml:space="preserve">The source code will be kept in a Git repository on GitHub so the evidence can be reviewed and rebuilt (link to be added). The planned setup needs only Git, Docker and Docker Compose:</w:t>
+        <w:t xml:space="preserve">The source code is kept in a Git repository on GitHub (https://github.com/N1ki2K/Locksmith-Lab) so the evidence can be reviewed and rebuilt. It has a docs folder with the project documents, diagrams, API table and realisation log, and separate unsecured and secured folders, each with its own API, frontend, database script and Docker Compose file. The setup needs Git, Node.js, npm and Docker Compose:</w:t>
       </w:r>
     </w:p>
     <w:p>
@@ -2191,7 +2223,7 @@
         <w:spacing w:after="60" w:line="264"/>
       </w:pPr>
       <w:r>
-        <w:t xml:space="preserve">Clone the repository and start a version with Docker Compose from the repository root (for example docker compose up --build).</w:t>
+        <w:t xml:space="preserve">Clone the repository, start the database of a version with docker compose up -d database from its folder (unsecured or secured), then start the API and the frontend with npm run dev. Containerising the API and frontend, so that a single docker compose up --build starts everything on the VPS, is still planned.</w:t>
       </w:r>
     </w:p>
     <w:p>
@@ -2204,7 +2236,7 @@
         <w:spacing w:after="60" w:line="264"/>
       </w:pPr>
       <w:r>
-        <w:t xml:space="preserve">Use separate Compose files or profiles for Version 1 and Version 2, so the isolated and the hardened setup can be started independently.</w:t>
+        <w:t xml:space="preserve">Each version has its own Compose file, container, volume and ports, so the two can be started independently or side by side locally: Version 1 uses API port 3000, database port 5432 and frontend port 5173, and Version 2 uses 3001, 5433 and 5174.</w:t>
       </w:r>
     </w:p>
     <w:p>
@@ -2217,7 +2249,7 @@
         <w:spacing w:after="60" w:line="264"/>
       </w:pPr>
       <w:r>
-        <w:t xml:space="preserve">Keep the environment configuration in an example file in the repository, with real secrets kept out of Git.</w:t>
+        <w:t xml:space="preserve">Version 2 keeps its configuration in secured/.env.example with placeholders only, and real secrets stay out of Git. Version 1 intentionally uses hard-coded weak credentials.</w:t>
       </w:r>
     </w:p>
     <w:p>
@@ -2233,7 +2265,7 @@
         <w:spacing w:after="120" w:line="264"/>
       </w:pPr>
       <w:r>
-        <w:t xml:space="preserve">Use the requirement identifiers in Locksmith Lab Analysis to create a test record with test steps, expected behavior, actual behavior, pass or fail status, and evidence such as command output, screenshots and packet captures. Record the environment (Netlab VM or VPS, operating system and tested build). Cover at least the following tests on both versions: port scan, HTTP capture, SQL injection, broken access control, cross-site scripting, repeated login attempts and log review.</w:t>
+        <w:t xml:space="preserve">Use the requirement identifiers in Locksmith Lab Analysis to create a test record with test steps, expected behavior, actual behavior, pass or fail status, and evidence such as command output, screenshots and packet captures. Record the environment (Netlab VM or VPS, operating system and tested build). Cover at least the following tests on both versions: port scan, HTTP capture, SQL injection, broken access control, cross-site scripting, repeated login attempts and log review. Version 2 already has automated integration tests in secured/api/test for registration and hashing, SQL injection strings, CSRF, session rotation, logout, note ownership and invalid input. These support the shared test record but do not replace it, because every test case needs a result for both versions.</w:t>
       </w:r>
     </w:p>
     <w:p>
